--- a/episodes/The_Dark_Rise_Episode_06.docx
+++ b/episodes/The_Dark_Rise_Episode_06.docx
@@ -465,7 +465,7 @@
           <w:sz w:val="24"/>
           <w:szCs w:val="24"/>
         </w:rPr>
-        <w:t xml:space="preserve">In the hollow beneath the ak-pu roots, the vessel pushed itself upright on legs that had not existed in that shape a week earlier, wavered, and took one small stumbling step before the roots caught him. It was the first step any part of this body had ever taken. The entity noted it with the same flat attention it gave everything useful.</w:t>
+        <w:t xml:space="preserve">In the hollow beneath the iroko roots, the vessel pushed itself upright on legs that had not existed in that shape a week earlier, wavered, and took one small stumbling step before the roots caught him. It was the first step any part of this body had ever taken. The entity noted it with the same flat attention it gave everything useful.</w:t>
       </w:r>
     </w:p>
     <w:p>

--- a/episodes/The_Dark_Rise_Episode_06.docx
+++ b/episodes/The_Dark_Rise_Episode_06.docx
@@ -112,20 +112,7 @@
     </w:p>
     <w:p>
       <w:pPr>
-        <w:spacing w:after="0" w:line="360"/>
-      </w:pPr>
-      <w:r>
-        <w:rPr>
-          <w:rFonts w:ascii="Georgia" w:hAnsi="Georgia" w:cs="Georgia"/>
-          <w:sz w:val="24"/>
-          <w:szCs w:val="24"/>
-        </w:rPr>
-        <w:t xml:space="preserve"/>
-      </w:r>
-    </w:p>
-    <w:p>
-      <w:pPr>
-        <w:spacing w:after="60" w:line="360"/>
+        <w:spacing w:after="60" w:line="360" w:before="480"/>
         <w:ind w:firstLine="360"/>
       </w:pPr>
       <w:r>
@@ -167,20 +154,7 @@
     </w:p>
     <w:p>
       <w:pPr>
-        <w:spacing w:after="0" w:line="360"/>
-      </w:pPr>
-      <w:r>
-        <w:rPr>
-          <w:rFonts w:ascii="Georgia" w:hAnsi="Georgia" w:cs="Georgia"/>
-          <w:sz w:val="24"/>
-          <w:szCs w:val="24"/>
-        </w:rPr>
-        <w:t xml:space="preserve"/>
-      </w:r>
-    </w:p>
-    <w:p>
-      <w:pPr>
-        <w:spacing w:after="60" w:line="360"/>
+        <w:spacing w:after="60" w:line="360" w:before="480"/>
         <w:ind w:firstLine="360"/>
       </w:pPr>
       <w:r>
@@ -208,20 +182,7 @@
     </w:p>
     <w:p>
       <w:pPr>
-        <w:spacing w:after="0" w:line="360"/>
-      </w:pPr>
-      <w:r>
-        <w:rPr>
-          <w:rFonts w:ascii="Georgia" w:hAnsi="Georgia" w:cs="Georgia"/>
-          <w:sz w:val="24"/>
-          <w:szCs w:val="24"/>
-        </w:rPr>
-        <w:t xml:space="preserve"/>
-      </w:r>
-    </w:p>
-    <w:p>
-      <w:pPr>
-        <w:spacing w:after="60" w:line="360"/>
+        <w:spacing w:after="60" w:line="360" w:before="480"/>
         <w:ind w:firstLine="360"/>
       </w:pPr>
       <w:r>
@@ -272,7 +233,7 @@
           <w:sz w:val="24"/>
           <w:szCs w:val="24"/>
         </w:rPr>
-        <w:t xml:space="preserve">"Then I will go to him. Tonight. I will walk into that forest and I will—"</w:t>
+        <w:t xml:space="preserve">"Then I will go to him," Obi said, his voice hardening with every word. "Tonight. I will walk into that forest and I will..."</w:t>
       </w:r>
     </w:p>
     <w:p>
@@ -291,20 +252,7 @@
     </w:p>
     <w:p>
       <w:pPr>
-        <w:spacing w:after="0" w:line="360"/>
-      </w:pPr>
-      <w:r>
-        <w:rPr>
-          <w:rFonts w:ascii="Georgia" w:hAnsi="Georgia" w:cs="Georgia"/>
-          <w:sz w:val="24"/>
-          <w:szCs w:val="24"/>
-        </w:rPr>
-        <w:t xml:space="preserve"/>
-      </w:r>
-    </w:p>
-    <w:p>
-      <w:pPr>
-        <w:spacing w:after="60" w:line="360"/>
+        <w:spacing w:after="60" w:line="360" w:before="480"/>
         <w:ind w:firstLine="360"/>
       </w:pPr>
       <w:r>
@@ -374,20 +322,7 @@
     </w:p>
     <w:p>
       <w:pPr>
-        <w:spacing w:after="0" w:line="360"/>
-      </w:pPr>
-      <w:r>
-        <w:rPr>
-          <w:rFonts w:ascii="Georgia" w:hAnsi="Georgia" w:cs="Georgia"/>
-          <w:sz w:val="24"/>
-          <w:szCs w:val="24"/>
-        </w:rPr>
-        <w:t xml:space="preserve"/>
-      </w:r>
-    </w:p>
-    <w:p>
-      <w:pPr>
-        <w:spacing w:after="60" w:line="360"/>
+        <w:spacing w:after="60" w:line="360" w:before="480"/>
         <w:ind w:firstLine="360"/>
       </w:pPr>
       <w:r>
@@ -429,20 +364,7 @@
     </w:p>
     <w:p>
       <w:pPr>
-        <w:spacing w:after="0" w:line="360"/>
-      </w:pPr>
-      <w:r>
-        <w:rPr>
-          <w:rFonts w:ascii="Georgia" w:hAnsi="Georgia" w:cs="Georgia"/>
-          <w:sz w:val="24"/>
-          <w:szCs w:val="24"/>
-        </w:rPr>
-        <w:t xml:space="preserve"/>
-      </w:r>
-    </w:p>
-    <w:p>
-      <w:pPr>
-        <w:spacing w:after="60" w:line="360"/>
+        <w:spacing w:after="60" w:line="360" w:before="480"/>
         <w:ind w:firstLine="360"/>
       </w:pPr>
       <w:r>
@@ -484,20 +406,7 @@
     </w:p>
     <w:p>
       <w:pPr>
-        <w:spacing w:after="0" w:line="360"/>
-      </w:pPr>
-      <w:r>
-        <w:rPr>
-          <w:rFonts w:ascii="Georgia" w:hAnsi="Georgia" w:cs="Georgia"/>
-          <w:sz w:val="24"/>
-          <w:szCs w:val="24"/>
-        </w:rPr>
-        <w:t xml:space="preserve"/>
-      </w:r>
-    </w:p>
-    <w:p>
-      <w:pPr>
-        <w:spacing w:after="60" w:line="360"/>
+        <w:spacing w:after="60" w:line="360" w:before="480"/>
         <w:ind w:firstLine="360"/>
       </w:pPr>
       <w:r>
@@ -539,15 +448,16 @@
     </w:p>
     <w:p>
       <w:pPr>
-        <w:spacing w:after="0" w:line="360"/>
-      </w:pPr>
-      <w:r>
-        <w:rPr>
-          <w:rFonts w:ascii="Georgia" w:hAnsi="Georgia" w:cs="Georgia"/>
-          <w:sz w:val="24"/>
-          <w:szCs w:val="24"/>
-        </w:rPr>
-        <w:t xml:space="preserve"/>
+        <w:spacing w:after="60" w:line="360" w:before="480"/>
+        <w:ind w:firstLine="360"/>
+      </w:pPr>
+      <w:r>
+        <w:rPr>
+          <w:rFonts w:ascii="Georgia" w:hAnsi="Georgia" w:cs="Georgia"/>
+          <w:sz w:val="24"/>
+          <w:szCs w:val="24"/>
+        </w:rPr>
+        <w:t xml:space="preserve">Beneath the iroko roots, the cold voice registered the threat.</w:t>
       </w:r>
     </w:p>
     <w:p>
@@ -563,7 +473,7 @@
           <w:bCs/>
           <w:caps/>
         </w:rPr>
-        <w:t xml:space="preserve">THREAT DETECTED: RITE INTENT TO SEVER CONTROL OF THE DIBIA. VESSEL MOTOR CONTROL: FIRST INDEPENDENT STEP TAKEN.</w:t>
+        <w:t xml:space="preserve">Threat detected: rite intent to sever control of the dibia. Vessel motor control: first independent step taken.</w:t>
       </w:r>
     </w:p>
     <w:p>
@@ -579,25 +489,12 @@
           <w:bCs/>
           <w:caps/>
         </w:rPr>
-        <w:t xml:space="preserve">CONTINGENCY PREPARED: TWIN THREAD, HELD IN RESERVE, NOW ARMED.</w:t>
-      </w:r>
-    </w:p>
-    <w:p>
-      <w:pPr>
-        <w:spacing w:after="0" w:line="360"/>
-      </w:pPr>
-      <w:r>
-        <w:rPr>
-          <w:rFonts w:ascii="Georgia" w:hAnsi="Georgia" w:cs="Georgia"/>
-          <w:sz w:val="24"/>
-          <w:szCs w:val="24"/>
-        </w:rPr>
-        <w:t xml:space="preserve"/>
-      </w:r>
-    </w:p>
-    <w:p>
-      <w:pPr>
-        <w:spacing w:after="60" w:line="360"/>
+        <w:t xml:space="preserve">Contingency prepared: twin thread, held in reserve, now armed.</w:t>
+      </w:r>
+    </w:p>
+    <w:p>
+      <w:pPr>
+        <w:spacing w:after="60" w:line="360" w:before="480"/>
         <w:ind w:firstLine="360"/>
       </w:pPr>
       <w:r>
@@ -653,20 +550,7 @@
     </w:p>
     <w:p>
       <w:pPr>
-        <w:spacing w:after="0" w:line="360"/>
-      </w:pPr>
-      <w:r>
-        <w:rPr>
-          <w:rFonts w:ascii="Georgia" w:hAnsi="Georgia" w:cs="Georgia"/>
-          <w:sz w:val="24"/>
-          <w:szCs w:val="24"/>
-        </w:rPr>
-        <w:t xml:space="preserve"/>
-      </w:r>
-    </w:p>
-    <w:p>
-      <w:pPr>
-        <w:spacing w:after="60" w:line="360"/>
+        <w:spacing w:after="60" w:line="360" w:before="480"/>
         <w:ind w:firstLine="360"/>
       </w:pPr>
       <w:r>
@@ -703,25 +587,12 @@
           <w:sz w:val="24"/>
           <w:szCs w:val="24"/>
         </w:rPr>
-        <w:t xml:space="preserve">"The child," he gasped, eyes wild and clear for the first time in weeks. "He is not the only door. There are others already—"</w:t>
-      </w:r>
-    </w:p>
-    <w:p>
-      <w:pPr>
-        <w:spacing w:after="0" w:line="360"/>
-      </w:pPr>
-      <w:r>
-        <w:rPr>
-          <w:rFonts w:ascii="Georgia" w:hAnsi="Georgia" w:cs="Georgia"/>
-          <w:sz w:val="24"/>
-          <w:szCs w:val="24"/>
-        </w:rPr>
-        <w:t xml:space="preserve"/>
-      </w:r>
-    </w:p>
-    <w:p>
-      <w:pPr>
-        <w:spacing w:after="60" w:line="360"/>
+        <w:t xml:space="preserve">"The child," he gasped, eyes wild and clear for the first time in weeks. "He is not the only door. There are others already..."</w:t>
+      </w:r>
+    </w:p>
+    <w:p>
+      <w:pPr>
+        <w:spacing w:after="60" w:line="360" w:before="480"/>
         <w:ind w:firstLine="360"/>
       </w:pPr>
       <w:r>
@@ -777,15 +648,16 @@
     </w:p>
     <w:p>
       <w:pPr>
-        <w:spacing w:after="0" w:line="360"/>
-      </w:pPr>
-      <w:r>
-        <w:rPr>
-          <w:rFonts w:ascii="Georgia" w:hAnsi="Georgia" w:cs="Georgia"/>
-          <w:sz w:val="24"/>
-          <w:szCs w:val="24"/>
-        </w:rPr>
-        <w:t xml:space="preserve"/>
+        <w:spacing w:after="60" w:line="360" w:before="480"/>
+        <w:ind w:firstLine="360"/>
+      </w:pPr>
+      <w:r>
+        <w:rPr>
+          <w:rFonts w:ascii="Georgia" w:hAnsi="Georgia" w:cs="Georgia"/>
+          <w:sz w:val="24"/>
+          <w:szCs w:val="24"/>
+        </w:rPr>
+        <w:t xml:space="preserve">The flat voice noted the outcome without triumph.</w:t>
       </w:r>
     </w:p>
     <w:p>
@@ -801,25 +673,12 @@
           <w:bCs/>
           <w:caps/>
         </w:rPr>
-        <w:t xml:space="preserve">DISTRACTION SUCCESSFUL. RITE INTERRUPTED. CONTROL OF THE DIBIA REMAINS INTACT.</w:t>
-      </w:r>
-    </w:p>
-    <w:p>
-      <w:pPr>
-        <w:spacing w:after="0" w:line="360"/>
-      </w:pPr>
-      <w:r>
-        <w:rPr>
-          <w:rFonts w:ascii="Georgia" w:hAnsi="Georgia" w:cs="Georgia"/>
-          <w:sz w:val="24"/>
-          <w:szCs w:val="24"/>
-        </w:rPr>
-        <w:t xml:space="preserve"/>
-      </w:r>
-    </w:p>
-    <w:p>
-      <w:pPr>
-        <w:spacing w:after="60" w:line="360"/>
+        <w:t xml:space="preserve">Distraction successful. Rite interrupted. Control of the dibia remains intact.</w:t>
+      </w:r>
+    </w:p>
+    <w:p>
+      <w:pPr>
+        <w:spacing w:after="60" w:line="360" w:before="480"/>
         <w:ind w:firstLine="360"/>
       </w:pPr>
       <w:r>
@@ -861,20 +720,7 @@
     </w:p>
     <w:p>
       <w:pPr>
-        <w:spacing w:after="0" w:line="360"/>
-      </w:pPr>
-      <w:r>
-        <w:rPr>
-          <w:rFonts w:ascii="Georgia" w:hAnsi="Georgia" w:cs="Georgia"/>
-          <w:sz w:val="24"/>
-          <w:szCs w:val="24"/>
-        </w:rPr>
-        <w:t xml:space="preserve"/>
-      </w:r>
-    </w:p>
-    <w:p>
-      <w:pPr>
-        <w:spacing w:after="60" w:line="360"/>
+        <w:spacing w:after="60" w:line="360" w:before="480"/>
         <w:ind w:firstLine="360"/>
       </w:pPr>
       <w:r>
@@ -912,19 +758,6 @@
           <w:szCs w:val="24"/>
         </w:rPr>
         <w:t xml:space="preserve">It had at least two. And it had just proven, in front of the entire village, that it could open either one whenever it chose.</w:t>
-      </w:r>
-    </w:p>
-    <w:p>
-      <w:pPr>
-        <w:spacing w:after="0" w:line="360"/>
-      </w:pPr>
-      <w:r>
-        <w:rPr>
-          <w:rFonts w:ascii="Georgia" w:hAnsi="Georgia" w:cs="Georgia"/>
-          <w:sz w:val="24"/>
-          <w:szCs w:val="24"/>
-        </w:rPr>
-        <w:t xml:space="preserve"/>
       </w:r>
     </w:p>
     <w:sectPr>
